--- a/seed-downloads/complete-approvalprep-bundle.docx
+++ b/seed-downloads/complete-approvalprep-bundle.docx
@@ -101,6 +101,42 @@
     <w:p>
       <w:r>
         <w:t>This kit gives you a clear path. It does not make a decision for the person reading your papers.</w:t>
+      </w:r>
+    </w:p>
+    <w:p>
+      <w:pPr>
+        <w:pStyle w:val="Heading1"/>
+      </w:pPr>
+      <w:r>
+        <w:t>Included Templates and Tools In This Kit</w:t>
+      </w:r>
+    </w:p>
+    <w:p>
+      <w:r>
+        <w:t>This is one direct paid download. The items below are included inside this kit; you do not need to buy them separately or use the free Studio first.</w:t>
+      </w:r>
+    </w:p>
+    <w:p>
+      <w:pPr>
+        <w:pStyle w:val="Heading2"/>
+      </w:pPr>
+      <w:r>
+        <w:t>All Active Self-Service Offerings</w:t>
+      </w:r>
+    </w:p>
+    <w:p>
+      <w:r>
+        <w:t>Use this included tool when your situation involves all active self-service offerings. Fill in only true facts, attach real supporting documents if useful, review the wording, and send it yourself when ready.</w:t>
+      </w:r>
+    </w:p>
+    <w:p>
+      <w:r>
+        <w:t>Template starter:</w:t>
+      </w:r>
+    </w:p>
+    <w:p>
+      <w:r>
+        <w:t>I am writing to explain or organize information related to all active self-service offerings. The truthful facts are: [fill in your facts]. The supporting documents I am including are: [list real documents].</w:t>
       </w:r>
     </w:p>
     <w:p>

--- a/seed-downloads/complete-approvalprep-bundle.docx
+++ b/seed-downloads/complete-approvalprep-bundle.docx
@@ -121,12 +121,12 @@
         <w:pStyle w:val="Heading2"/>
       </w:pPr>
       <w:r>
-        <w:t>All Active Self-Service Offerings</w:t>
-      </w:r>
-    </w:p>
-    <w:p>
-      <w:r>
-        <w:t>Use this included tool when your situation involves all active self-service offerings. Fill in only true facts, attach real supporting documents if useful, review the wording, and send it yourself when ready.</w:t>
+        <w:t>Credit Explanation Letter</w:t>
+      </w:r>
+    </w:p>
+    <w:p>
+      <w:r>
+        <w:t>Use this included tool when your situation involves credit explanation letter. Fill in only true facts, attach real supporting documents if useful, review the wording, and send it yourself when ready.</w:t>
       </w:r>
     </w:p>
     <w:p>
@@ -136,7 +136,1134 @@
     </w:p>
     <w:p>
       <w:r>
-        <w:t>I am writing to explain or organize information related to all active self-service offerings. The truthful facts are: [fill in your facts]. The supporting documents I am including are: [list real documents].</w:t>
+        <w:t>I am writing to explain or organize information related to credit explanation letter. The truthful facts are: [fill in your facts]. The supporting documents I am including are: [list real documents].</w:t>
+      </w:r>
+    </w:p>
+    <w:p>
+      <w:pPr>
+        <w:pStyle w:val="Heading2"/>
+      </w:pPr>
+      <w:r>
+        <w:t>Income Gap Explanation Letter</w:t>
+      </w:r>
+    </w:p>
+    <w:p>
+      <w:r>
+        <w:t>Use this included tool when your situation involves income gap explanation letter. Fill in only true facts, attach real supporting documents if useful, review the wording, and send it yourself when ready.</w:t>
+      </w:r>
+    </w:p>
+    <w:p>
+      <w:r>
+        <w:t>Template starter:</w:t>
+      </w:r>
+    </w:p>
+    <w:p>
+      <w:r>
+        <w:t>I am writing to explain or organize information related to income gap explanation letter. The truthful facts are: [fill in your facts]. The supporting documents I am including are: [list real documents].</w:t>
+      </w:r>
+    </w:p>
+    <w:p>
+      <w:pPr>
+        <w:pStyle w:val="Heading2"/>
+      </w:pPr>
+      <w:r>
+        <w:t>Employment Gap Explanation Letter</w:t>
+      </w:r>
+    </w:p>
+    <w:p>
+      <w:r>
+        <w:t>Use this included tool when your situation involves employment gap explanation letter. Fill in only true facts, attach real supporting documents if useful, review the wording, and send it yourself when ready.</w:t>
+      </w:r>
+    </w:p>
+    <w:p>
+      <w:r>
+        <w:t>Template starter:</w:t>
+      </w:r>
+    </w:p>
+    <w:p>
+      <w:r>
+        <w:t>I am writing to explain or organize information related to employment gap explanation letter. The truthful facts are: [fill in your facts]. The supporting documents I am including are: [list real documents].</w:t>
+      </w:r>
+    </w:p>
+    <w:p>
+      <w:pPr>
+        <w:pStyle w:val="Heading2"/>
+      </w:pPr>
+      <w:r>
+        <w:t>Address History Explanation Letter</w:t>
+      </w:r>
+    </w:p>
+    <w:p>
+      <w:r>
+        <w:t>Use this included tool when your situation involves address history explanation letter. Fill in only true facts, attach real supporting documents if useful, review the wording, and send it yourself when ready.</w:t>
+      </w:r>
+    </w:p>
+    <w:p>
+      <w:r>
+        <w:t>Template starter:</w:t>
+      </w:r>
+    </w:p>
+    <w:p>
+      <w:r>
+        <w:t>I am writing to explain or organize information related to address history explanation letter. The truthful facts are: [fill in your facts]. The supporting documents I am including are: [list real documents].</w:t>
+      </w:r>
+    </w:p>
+    <w:p>
+      <w:pPr>
+        <w:pStyle w:val="Heading2"/>
+      </w:pPr>
+      <w:r>
+        <w:t>Rental Issue Explanation Letter</w:t>
+      </w:r>
+    </w:p>
+    <w:p>
+      <w:r>
+        <w:t>Use this included tool when your situation involves rental issue explanation letter. Fill in only true facts, attach real supporting documents if useful, review the wording, and send it yourself when ready.</w:t>
+      </w:r>
+    </w:p>
+    <w:p>
+      <w:r>
+        <w:t>Template starter:</w:t>
+      </w:r>
+    </w:p>
+    <w:p>
+      <w:r>
+        <w:t>I am writing to explain or organize information related to rental issue explanation letter. The truthful facts are: [fill in your facts]. The supporting documents I am including are: [list real documents].</w:t>
+      </w:r>
+    </w:p>
+    <w:p>
+      <w:pPr>
+        <w:pStyle w:val="Heading2"/>
+      </w:pPr>
+      <w:r>
+        <w:t>Late Payment Explanation Letter</w:t>
+      </w:r>
+    </w:p>
+    <w:p>
+      <w:r>
+        <w:t>Use this included tool when your situation involves late payment explanation letter. Fill in only true facts, attach real supporting documents if useful, review the wording, and send it yourself when ready.</w:t>
+      </w:r>
+    </w:p>
+    <w:p>
+      <w:r>
+        <w:t>Template starter:</w:t>
+      </w:r>
+    </w:p>
+    <w:p>
+      <w:r>
+        <w:t>I am writing to explain or organize information related to late payment explanation letter. The truthful facts are: [fill in your facts]. The supporting documents I am including are: [list real documents].</w:t>
+      </w:r>
+    </w:p>
+    <w:p>
+      <w:pPr>
+        <w:pStyle w:val="Heading2"/>
+      </w:pPr>
+      <w:r>
+        <w:t>Bank Statement Explanation Letter</w:t>
+      </w:r>
+    </w:p>
+    <w:p>
+      <w:r>
+        <w:t>Use this included tool when your situation involves bank statement explanation letter. Fill in only true facts, attach real supporting documents if useful, review the wording, and send it yourself when ready.</w:t>
+      </w:r>
+    </w:p>
+    <w:p>
+      <w:r>
+        <w:t>Template starter:</w:t>
+      </w:r>
+    </w:p>
+    <w:p>
+      <w:r>
+        <w:t>I am writing to explain or organize information related to bank statement explanation letter. The truthful facts are: [fill in your facts]. The supporting documents I am including are: [list real documents].</w:t>
+      </w:r>
+    </w:p>
+    <w:p>
+      <w:pPr>
+        <w:pStyle w:val="Heading2"/>
+      </w:pPr>
+      <w:r>
+        <w:t>Life Event Explanation Letter</w:t>
+      </w:r>
+    </w:p>
+    <w:p>
+      <w:r>
+        <w:t>Use this included tool when your situation involves life event explanation letter. Fill in only true facts, attach real supporting documents if useful, review the wording, and send it yourself when ready.</w:t>
+      </w:r>
+    </w:p>
+    <w:p>
+      <w:r>
+        <w:t>Template starter:</w:t>
+      </w:r>
+    </w:p>
+    <w:p>
+      <w:r>
+        <w:t>I am writing to explain or organize information related to life event explanation letter. The truthful facts are: [fill in your facts]. The supporting documents I am including are: [list real documents].</w:t>
+      </w:r>
+    </w:p>
+    <w:p>
+      <w:pPr>
+        <w:pStyle w:val="Heading2"/>
+      </w:pPr>
+      <w:r>
+        <w:t>General Application Explanation Letter</w:t>
+      </w:r>
+    </w:p>
+    <w:p>
+      <w:r>
+        <w:t>Use this included tool when your situation involves general application explanation letter. Fill in only true facts, attach real supporting documents if useful, review the wording, and send it yourself when ready.</w:t>
+      </w:r>
+    </w:p>
+    <w:p>
+      <w:r>
+        <w:t>Template starter:</w:t>
+      </w:r>
+    </w:p>
+    <w:p>
+      <w:r>
+        <w:t>I am writing to explain or organize information related to general application explanation letter. The truthful facts are: [fill in your facts]. The supporting documents I am including are: [list real documents].</w:t>
+      </w:r>
+    </w:p>
+    <w:p>
+      <w:pPr>
+        <w:pStyle w:val="Heading2"/>
+      </w:pPr>
+      <w:r>
+        <w:t>Employment Verification Letter</w:t>
+      </w:r>
+    </w:p>
+    <w:p>
+      <w:r>
+        <w:t>Use this included tool when your situation involves employment verification letter. Fill in only true facts, attach real supporting documents if useful, review the wording, and send it yourself when ready.</w:t>
+      </w:r>
+    </w:p>
+    <w:p>
+      <w:r>
+        <w:t>Template starter:</w:t>
+      </w:r>
+    </w:p>
+    <w:p>
+      <w:r>
+        <w:t>I am writing to explain or organize information related to employment verification letter. The truthful facts are: [fill in your facts]. The supporting documents I am including are: [list real documents].</w:t>
+      </w:r>
+    </w:p>
+    <w:p>
+      <w:pPr>
+        <w:pStyle w:val="Heading2"/>
+      </w:pPr>
+      <w:r>
+        <w:t>Proof Of Income Letter</w:t>
+      </w:r>
+    </w:p>
+    <w:p>
+      <w:r>
+        <w:t>Use this included tool when your situation involves proof of income letter. Fill in only true facts, attach real supporting documents if useful, review the wording, and send it yourself when ready.</w:t>
+      </w:r>
+    </w:p>
+    <w:p>
+      <w:r>
+        <w:t>Template starter:</w:t>
+      </w:r>
+    </w:p>
+    <w:p>
+      <w:r>
+        <w:t>I am writing to explain or organize information related to proof of income letter. The truthful facts are: [fill in your facts]. The supporting documents I am including are: [list real documents].</w:t>
+      </w:r>
+    </w:p>
+    <w:p>
+      <w:pPr>
+        <w:pStyle w:val="Heading2"/>
+      </w:pPr>
+      <w:r>
+        <w:t>Self-Employment Income Letter</w:t>
+      </w:r>
+    </w:p>
+    <w:p>
+      <w:r>
+        <w:t>Use this included tool when your situation involves self-employment income letter. Fill in only true facts, attach real supporting documents if useful, review the wording, and send it yourself when ready.</w:t>
+      </w:r>
+    </w:p>
+    <w:p>
+      <w:r>
+        <w:t>Template starter:</w:t>
+      </w:r>
+    </w:p>
+    <w:p>
+      <w:r>
+        <w:t>I am writing to explain or organize information related to self-employment income letter. The truthful facts are: [fill in your facts]. The supporting documents I am including are: [list real documents].</w:t>
+      </w:r>
+    </w:p>
+    <w:p>
+      <w:pPr>
+        <w:pStyle w:val="Heading2"/>
+      </w:pPr>
+      <w:r>
+        <w:t>Job Change Letter</w:t>
+      </w:r>
+    </w:p>
+    <w:p>
+      <w:r>
+        <w:t>Use this included tool when your situation involves job change letter. Fill in only true facts, attach real supporting documents if useful, review the wording, and send it yourself when ready.</w:t>
+      </w:r>
+    </w:p>
+    <w:p>
+      <w:r>
+        <w:t>Template starter:</w:t>
+      </w:r>
+    </w:p>
+    <w:p>
+      <w:r>
+        <w:t>I am writing to explain or organize information related to job change letter. The truthful facts are: [fill in your facts]. The supporting documents I am including are: [list real documents].</w:t>
+      </w:r>
+    </w:p>
+    <w:p>
+      <w:pPr>
+        <w:pStyle w:val="Heading2"/>
+      </w:pPr>
+      <w:r>
+        <w:t>Gap In Employment Letter</w:t>
+      </w:r>
+    </w:p>
+    <w:p>
+      <w:r>
+        <w:t>Use this included tool when your situation involves gap in employment letter. Fill in only true facts, attach real supporting documents if useful, review the wording, and send it yourself when ready.</w:t>
+      </w:r>
+    </w:p>
+    <w:p>
+      <w:r>
+        <w:t>Template starter:</w:t>
+      </w:r>
+    </w:p>
+    <w:p>
+      <w:r>
+        <w:t>I am writing to explain or organize information related to gap in employment letter. The truthful facts are: [fill in your facts]. The supporting documents I am including are: [list real documents].</w:t>
+      </w:r>
+    </w:p>
+    <w:p>
+      <w:pPr>
+        <w:pStyle w:val="Heading2"/>
+      </w:pPr>
+      <w:r>
+        <w:t>Credit Dispute Letter</w:t>
+      </w:r>
+    </w:p>
+    <w:p>
+      <w:r>
+        <w:t>Use this included tool when your situation involves credit dispute letter. Fill in only true facts, attach real supporting documents if useful, review the wording, and send it yourself when ready.</w:t>
+      </w:r>
+    </w:p>
+    <w:p>
+      <w:r>
+        <w:t>Template starter:</w:t>
+      </w:r>
+    </w:p>
+    <w:p>
+      <w:r>
+        <w:t>I am writing to explain or organize information related to credit dispute letter. The truthful facts are: [fill in your facts]. The supporting documents I am including are: [list real documents].</w:t>
+      </w:r>
+    </w:p>
+    <w:p>
+      <w:pPr>
+        <w:pStyle w:val="Heading2"/>
+      </w:pPr>
+      <w:r>
+        <w:t>Goodwill Letter</w:t>
+      </w:r>
+    </w:p>
+    <w:p>
+      <w:r>
+        <w:t>Use this included tool when your situation involves goodwill letter. Fill in only true facts, attach real supporting documents if useful, review the wording, and send it yourself when ready.</w:t>
+      </w:r>
+    </w:p>
+    <w:p>
+      <w:r>
+        <w:t>Template starter:</w:t>
+      </w:r>
+    </w:p>
+    <w:p>
+      <w:r>
+        <w:t>I am writing to explain or organize information related to goodwill letter. The truthful facts are: [fill in your facts]. The supporting documents I am including are: [list real documents].</w:t>
+      </w:r>
+    </w:p>
+    <w:p>
+      <w:pPr>
+        <w:pStyle w:val="Heading2"/>
+      </w:pPr>
+      <w:r>
+        <w:t>Pay-For-Delete Request Letter</w:t>
+      </w:r>
+    </w:p>
+    <w:p>
+      <w:r>
+        <w:t>Use this included tool when your situation involves pay-for-delete request letter. Fill in only true facts, attach real supporting documents if useful, review the wording, and send it yourself when ready.</w:t>
+      </w:r>
+    </w:p>
+    <w:p>
+      <w:r>
+        <w:t>Template starter:</w:t>
+      </w:r>
+    </w:p>
+    <w:p>
+      <w:r>
+        <w:t>I am writing to explain or organize information related to pay-for-delete request letter. The truthful facts are: [fill in your facts]. The supporting documents I am including are: [list real documents].</w:t>
+      </w:r>
+    </w:p>
+    <w:p>
+      <w:pPr>
+        <w:pStyle w:val="Heading2"/>
+      </w:pPr>
+      <w:r>
+        <w:t>Debt Validation Letter</w:t>
+      </w:r>
+    </w:p>
+    <w:p>
+      <w:r>
+        <w:t>Use this included tool when your situation involves debt validation letter. Fill in only true facts, attach real supporting documents if useful, review the wording, and send it yourself when ready.</w:t>
+      </w:r>
+    </w:p>
+    <w:p>
+      <w:r>
+        <w:t>Template starter:</w:t>
+      </w:r>
+    </w:p>
+    <w:p>
+      <w:r>
+        <w:t>I am writing to explain or organize information related to debt validation letter. The truthful facts are: [fill in your facts]. The supporting documents I am including are: [list real documents].</w:t>
+      </w:r>
+    </w:p>
+    <w:p>
+      <w:pPr>
+        <w:pStyle w:val="Heading2"/>
+      </w:pPr>
+      <w:r>
+        <w:t>Credit Report Error Checklist</w:t>
+      </w:r>
+    </w:p>
+    <w:p>
+      <w:r>
+        <w:t>Use this included tool when your situation involves credit report error checklist. Fill in only true facts, attach real supporting documents if useful, review the wording, and send it yourself when ready.</w:t>
+      </w:r>
+    </w:p>
+    <w:p>
+      <w:r>
+        <w:t>Template starter:</w:t>
+      </w:r>
+    </w:p>
+    <w:p>
+      <w:r>
+        <w:t>I am writing to explain or organize information related to credit report error checklist. The truthful facts are: [fill in your facts]. The supporting documents I am including are: [list real documents].</w:t>
+      </w:r>
+    </w:p>
+    <w:p>
+      <w:pPr>
+        <w:pStyle w:val="Heading2"/>
+      </w:pPr>
+      <w:r>
+        <w:t>Credit Bureau Follow-Up Letter</w:t>
+      </w:r>
+    </w:p>
+    <w:p>
+      <w:r>
+        <w:t>Use this included tool when your situation involves credit bureau follow-up letter. Fill in only true facts, attach real supporting documents if useful, review the wording, and send it yourself when ready.</w:t>
+      </w:r>
+    </w:p>
+    <w:p>
+      <w:r>
+        <w:t>Template starter:</w:t>
+      </w:r>
+    </w:p>
+    <w:p>
+      <w:r>
+        <w:t>I am writing to explain or organize information related to credit bureau follow-up letter. The truthful facts are: [fill in your facts]. The supporting documents I am including are: [list real documents].</w:t>
+      </w:r>
+    </w:p>
+    <w:p>
+      <w:pPr>
+        <w:pStyle w:val="Heading2"/>
+      </w:pPr>
+      <w:r>
+        <w:t>Apartment Application Checklist</w:t>
+      </w:r>
+    </w:p>
+    <w:p>
+      <w:r>
+        <w:t>Use this included tool when your situation involves apartment application checklist. Fill in only true facts, attach real supporting documents if useful, review the wording, and send it yourself when ready.</w:t>
+      </w:r>
+    </w:p>
+    <w:p>
+      <w:r>
+        <w:t>Template starter:</w:t>
+      </w:r>
+    </w:p>
+    <w:p>
+      <w:r>
+        <w:t>I am writing to explain or organize information related to apartment application checklist. The truthful facts are: [fill in your facts]. The supporting documents I am including are: [list real documents].</w:t>
+      </w:r>
+    </w:p>
+    <w:p>
+      <w:pPr>
+        <w:pStyle w:val="Heading2"/>
+      </w:pPr>
+      <w:r>
+        <w:t>Rental Cover Letter</w:t>
+      </w:r>
+    </w:p>
+    <w:p>
+      <w:r>
+        <w:t>Use this included tool when your situation involves rental cover letter. Fill in only true facts, attach real supporting documents if useful, review the wording, and send it yourself when ready.</w:t>
+      </w:r>
+    </w:p>
+    <w:p>
+      <w:r>
+        <w:t>Template starter:</w:t>
+      </w:r>
+    </w:p>
+    <w:p>
+      <w:r>
+        <w:t>I am writing to explain or organize information related to rental cover letter. The truthful facts are: [fill in your facts]. The supporting documents I am including are: [list real documents].</w:t>
+      </w:r>
+    </w:p>
+    <w:p>
+      <w:pPr>
+        <w:pStyle w:val="Heading2"/>
+      </w:pPr>
+      <w:r>
+        <w:t>Rental History Explanation</w:t>
+      </w:r>
+    </w:p>
+    <w:p>
+      <w:r>
+        <w:t>Use this included tool when your situation involves rental history explanation. Fill in only true facts, attach real supporting documents if useful, review the wording, and send it yourself when ready.</w:t>
+      </w:r>
+    </w:p>
+    <w:p>
+      <w:r>
+        <w:t>Template starter:</w:t>
+      </w:r>
+    </w:p>
+    <w:p>
+      <w:r>
+        <w:t>I am writing to explain or organize information related to rental history explanation. The truthful facts are: [fill in your facts]. The supporting documents I am including are: [list real documents].</w:t>
+      </w:r>
+    </w:p>
+    <w:p>
+      <w:pPr>
+        <w:pStyle w:val="Heading2"/>
+      </w:pPr>
+      <w:r>
+        <w:t>Income Explanation For Renters</w:t>
+      </w:r>
+    </w:p>
+    <w:p>
+      <w:r>
+        <w:t>Use this included tool when your situation involves income explanation for renters. Fill in only true facts, attach real supporting documents if useful, review the wording, and send it yourself when ready.</w:t>
+      </w:r>
+    </w:p>
+    <w:p>
+      <w:r>
+        <w:t>Template starter:</w:t>
+      </w:r>
+    </w:p>
+    <w:p>
+      <w:r>
+        <w:t>I am writing to explain or organize information related to income explanation for renters. The truthful facts are: [fill in your facts]. The supporting documents I am including are: [list real documents].</w:t>
+      </w:r>
+    </w:p>
+    <w:p>
+      <w:pPr>
+        <w:pStyle w:val="Heading2"/>
+      </w:pPr>
+      <w:r>
+        <w:t>Employment Verification Request</w:t>
+      </w:r>
+    </w:p>
+    <w:p>
+      <w:r>
+        <w:t>Use this included tool when your situation involves employment verification request. Fill in only true facts, attach real supporting documents if useful, review the wording, and send it yourself when ready.</w:t>
+      </w:r>
+    </w:p>
+    <w:p>
+      <w:r>
+        <w:t>Template starter:</w:t>
+      </w:r>
+    </w:p>
+    <w:p>
+      <w:r>
+        <w:t>I am writing to explain or organize information related to employment verification request. The truthful facts are: [fill in your facts]. The supporting documents I am including are: [list real documents].</w:t>
+      </w:r>
+    </w:p>
+    <w:p>
+      <w:pPr>
+        <w:pStyle w:val="Heading2"/>
+      </w:pPr>
+      <w:r>
+        <w:t>Proof Of Income Checklist</w:t>
+      </w:r>
+    </w:p>
+    <w:p>
+      <w:r>
+        <w:t>Use this included tool when your situation involves proof of income checklist. Fill in only true facts, attach real supporting documents if useful, review the wording, and send it yourself when ready.</w:t>
+      </w:r>
+    </w:p>
+    <w:p>
+      <w:r>
+        <w:t>Template starter:</w:t>
+      </w:r>
+    </w:p>
+    <w:p>
+      <w:r>
+        <w:t>I am writing to explain or organize information related to proof of income checklist. The truthful facts are: [fill in your facts]. The supporting documents I am including are: [list real documents].</w:t>
+      </w:r>
+    </w:p>
+    <w:p>
+      <w:pPr>
+        <w:pStyle w:val="Heading2"/>
+      </w:pPr>
+      <w:r>
+        <w:t>Landlord Follow-Up Letter</w:t>
+      </w:r>
+    </w:p>
+    <w:p>
+      <w:r>
+        <w:t>Use this included tool when your situation involves landlord follow-up letter. Fill in only true facts, attach real supporting documents if useful, review the wording, and send it yourself when ready.</w:t>
+      </w:r>
+    </w:p>
+    <w:p>
+      <w:r>
+        <w:t>Template starter:</w:t>
+      </w:r>
+    </w:p>
+    <w:p>
+      <w:r>
+        <w:t>I am writing to explain or organize information related to landlord follow-up letter. The truthful facts are: [fill in your facts]. The supporting documents I am including are: [list real documents].</w:t>
+      </w:r>
+    </w:p>
+    <w:p>
+      <w:pPr>
+        <w:pStyle w:val="Heading2"/>
+      </w:pPr>
+      <w:r>
+        <w:t>Move-In Document Checklist</w:t>
+      </w:r>
+    </w:p>
+    <w:p>
+      <w:r>
+        <w:t>Use this included tool when your situation involves move-in document checklist. Fill in only true facts, attach real supporting documents if useful, review the wording, and send it yourself when ready.</w:t>
+      </w:r>
+    </w:p>
+    <w:p>
+      <w:r>
+        <w:t>Template starter:</w:t>
+      </w:r>
+    </w:p>
+    <w:p>
+      <w:r>
+        <w:t>I am writing to explain or organize information related to move-in document checklist. The truthful facts are: [fill in your facts]. The supporting documents I am including are: [list real documents].</w:t>
+      </w:r>
+    </w:p>
+    <w:p>
+      <w:pPr>
+        <w:pStyle w:val="Heading2"/>
+      </w:pPr>
+      <w:r>
+        <w:t>Renter Document Packet</w:t>
+      </w:r>
+    </w:p>
+    <w:p>
+      <w:r>
+        <w:t>Use this included tool when your situation involves renter document packet. Fill in only true facts, attach real supporting documents if useful, review the wording, and send it yourself when ready.</w:t>
+      </w:r>
+    </w:p>
+    <w:p>
+      <w:r>
+        <w:t>Template starter:</w:t>
+      </w:r>
+    </w:p>
+    <w:p>
+      <w:r>
+        <w:t>I am writing to explain or organize information related to renter document packet. The truthful facts are: [fill in your facts]. The supporting documents I am including are: [list real documents].</w:t>
+      </w:r>
+    </w:p>
+    <w:p>
+      <w:pPr>
+        <w:pStyle w:val="Heading2"/>
+      </w:pPr>
+      <w:r>
+        <w:t>Auto Loan Explanation Letter</w:t>
+      </w:r>
+    </w:p>
+    <w:p>
+      <w:r>
+        <w:t>Use this included tool when your situation involves auto loan explanation letter. Fill in only true facts, attach real supporting documents if useful, review the wording, and send it yourself when ready.</w:t>
+      </w:r>
+    </w:p>
+    <w:p>
+      <w:r>
+        <w:t>Template starter:</w:t>
+      </w:r>
+    </w:p>
+    <w:p>
+      <w:r>
+        <w:t>I am writing to explain or organize information related to auto loan explanation letter. The truthful facts are: [fill in your facts]. The supporting documents I am including are: [list real documents].</w:t>
+      </w:r>
+    </w:p>
+    <w:p>
+      <w:pPr>
+        <w:pStyle w:val="Heading2"/>
+      </w:pPr>
+      <w:r>
+        <w:t>Mortgage Explanation Letter</w:t>
+      </w:r>
+    </w:p>
+    <w:p>
+      <w:r>
+        <w:t>Use this included tool when your situation involves mortgage explanation letter. Fill in only true facts, attach real supporting documents if useful, review the wording, and send it yourself when ready.</w:t>
+      </w:r>
+    </w:p>
+    <w:p>
+      <w:r>
+        <w:t>Template starter:</w:t>
+      </w:r>
+    </w:p>
+    <w:p>
+      <w:r>
+        <w:t>I am writing to explain or organize information related to mortgage explanation letter. The truthful facts are: [fill in your facts]. The supporting documents I am including are: [list real documents].</w:t>
+      </w:r>
+    </w:p>
+    <w:p>
+      <w:pPr>
+        <w:pStyle w:val="Heading2"/>
+      </w:pPr>
+      <w:r>
+        <w:t>Personal Loan Explanation Letter</w:t>
+      </w:r>
+    </w:p>
+    <w:p>
+      <w:r>
+        <w:t>Use this included tool when your situation involves personal loan explanation letter. Fill in only true facts, attach real supporting documents if useful, review the wording, and send it yourself when ready.</w:t>
+      </w:r>
+    </w:p>
+    <w:p>
+      <w:r>
+        <w:t>Template starter:</w:t>
+      </w:r>
+    </w:p>
+    <w:p>
+      <w:r>
+        <w:t>I am writing to explain or organize information related to personal loan explanation letter. The truthful facts are: [fill in your facts]. The supporting documents I am including are: [list real documents].</w:t>
+      </w:r>
+    </w:p>
+    <w:p>
+      <w:pPr>
+        <w:pStyle w:val="Heading2"/>
+      </w:pPr>
+      <w:r>
+        <w:t>Income Explanation Letter</w:t>
+      </w:r>
+    </w:p>
+    <w:p>
+      <w:r>
+        <w:t>Use this included tool when your situation involves income explanation letter. Fill in only true facts, attach real supporting documents if useful, review the wording, and send it yourself when ready.</w:t>
+      </w:r>
+    </w:p>
+    <w:p>
+      <w:r>
+        <w:t>Template starter:</w:t>
+      </w:r>
+    </w:p>
+    <w:p>
+      <w:r>
+        <w:t>I am writing to explain or organize information related to income explanation letter. The truthful facts are: [fill in your facts]. The supporting documents I am including are: [list real documents].</w:t>
+      </w:r>
+    </w:p>
+    <w:p>
+      <w:pPr>
+        <w:pStyle w:val="Heading2"/>
+      </w:pPr>
+      <w:r>
+        <w:t>Loan Document Checklist</w:t>
+      </w:r>
+    </w:p>
+    <w:p>
+      <w:r>
+        <w:t>Use this included tool when your situation involves loan document checklist. Fill in only true facts, attach real supporting documents if useful, review the wording, and send it yourself when ready.</w:t>
+      </w:r>
+    </w:p>
+    <w:p>
+      <w:r>
+        <w:t>Template starter:</w:t>
+      </w:r>
+    </w:p>
+    <w:p>
+      <w:r>
+        <w:t>I am writing to explain or organize information related to loan document checklist. The truthful facts are: [fill in your facts]. The supporting documents I am including are: [list real documents].</w:t>
+      </w:r>
+    </w:p>
+    <w:p>
+      <w:pPr>
+        <w:pStyle w:val="Heading2"/>
+      </w:pPr>
+      <w:r>
+        <w:t>Lender Follow-Up Letter</w:t>
+      </w:r>
+    </w:p>
+    <w:p>
+      <w:r>
+        <w:t>Use this included tool when your situation involves lender follow-up letter. Fill in only true facts, attach real supporting documents if useful, review the wording, and send it yourself when ready.</w:t>
+      </w:r>
+    </w:p>
+    <w:p>
+      <w:r>
+        <w:t>Template starter:</w:t>
+      </w:r>
+    </w:p>
+    <w:p>
+      <w:r>
+        <w:t>I am writing to explain or organize information related to lender follow-up letter. The truthful facts are: [fill in your facts]. The supporting documents I am including are: [list real documents].</w:t>
+      </w:r>
+    </w:p>
+    <w:p>
+      <w:pPr>
+        <w:pStyle w:val="Heading2"/>
+      </w:pPr>
+      <w:r>
+        <w:t>Business Loan Explanation Letter</w:t>
+      </w:r>
+    </w:p>
+    <w:p>
+      <w:r>
+        <w:t>Use this included tool when your situation involves business loan explanation letter. Fill in only true facts, attach real supporting documents if useful, review the wording, and send it yourself when ready.</w:t>
+      </w:r>
+    </w:p>
+    <w:p>
+      <w:r>
+        <w:t>Template starter:</w:t>
+      </w:r>
+    </w:p>
+    <w:p>
+      <w:r>
+        <w:t>I am writing to explain or organize information related to business loan explanation letter. The truthful facts are: [fill in your facts]. The supporting documents I am including are: [list real documents].</w:t>
+      </w:r>
+    </w:p>
+    <w:p>
+      <w:pPr>
+        <w:pStyle w:val="Heading2"/>
+      </w:pPr>
+      <w:r>
+        <w:t>Sba Document Checklist</w:t>
+      </w:r>
+    </w:p>
+    <w:p>
+      <w:r>
+        <w:t>Use this included tool when your situation involves SBA document checklist. Fill in only true facts, attach real supporting documents if useful, review the wording, and send it yourself when ready.</w:t>
+      </w:r>
+    </w:p>
+    <w:p>
+      <w:r>
+        <w:t>Template starter:</w:t>
+      </w:r>
+    </w:p>
+    <w:p>
+      <w:r>
+        <w:t>I am writing to explain or organize information related to SBA document checklist. The truthful facts are: [fill in your facts]. The supporting documents I am including are: [list real documents].</w:t>
+      </w:r>
+    </w:p>
+    <w:p>
+      <w:pPr>
+        <w:pStyle w:val="Heading2"/>
+      </w:pPr>
+      <w:r>
+        <w:t>Business Income Explanation</w:t>
+      </w:r>
+    </w:p>
+    <w:p>
+      <w:r>
+        <w:t>Use this included tool when your situation involves business income explanation. Fill in only true facts, attach real supporting documents if useful, review the wording, and send it yourself when ready.</w:t>
+      </w:r>
+    </w:p>
+    <w:p>
+      <w:r>
+        <w:t>Template starter:</w:t>
+      </w:r>
+    </w:p>
+    <w:p>
+      <w:r>
+        <w:t>I am writing to explain or organize information related to business income explanation. The truthful facts are: [fill in your facts]. The supporting documents I am including are: [list real documents].</w:t>
+      </w:r>
+    </w:p>
+    <w:p>
+      <w:pPr>
+        <w:pStyle w:val="Heading2"/>
+      </w:pPr>
+      <w:r>
+        <w:t>Cash Flow Explanation</w:t>
+      </w:r>
+    </w:p>
+    <w:p>
+      <w:r>
+        <w:t>Use this included tool when your situation involves cash flow explanation. Fill in only true facts, attach real supporting documents if useful, review the wording, and send it yourself when ready.</w:t>
+      </w:r>
+    </w:p>
+    <w:p>
+      <w:r>
+        <w:t>Template starter:</w:t>
+      </w:r>
+    </w:p>
+    <w:p>
+      <w:r>
+        <w:t>I am writing to explain or organize information related to cash flow explanation. The truthful facts are: [fill in your facts]. The supporting documents I am including are: [list real documents].</w:t>
+      </w:r>
+    </w:p>
+    <w:p>
+      <w:pPr>
+        <w:pStyle w:val="Heading2"/>
+      </w:pPr>
+      <w:r>
+        <w:t>Bank Statement Explanation</w:t>
+      </w:r>
+    </w:p>
+    <w:p>
+      <w:r>
+        <w:t>Use this included tool when your situation involves bank statement explanation. Fill in only true facts, attach real supporting documents if useful, review the wording, and send it yourself when ready.</w:t>
+      </w:r>
+    </w:p>
+    <w:p>
+      <w:r>
+        <w:t>Template starter:</w:t>
+      </w:r>
+    </w:p>
+    <w:p>
+      <w:r>
+        <w:t>I am writing to explain or organize information related to bank statement explanation. The truthful facts are: [fill in your facts]. The supporting documents I am including are: [list real documents].</w:t>
+      </w:r>
+    </w:p>
+    <w:p>
+      <w:pPr>
+        <w:pStyle w:val="Heading2"/>
+      </w:pPr>
+      <w:r>
+        <w:t>Business Address Verification</w:t>
+      </w:r>
+    </w:p>
+    <w:p>
+      <w:r>
+        <w:t>Use this included tool when your situation involves business address verification. Fill in only true facts, attach real supporting documents if useful, review the wording, and send it yourself when ready.</w:t>
+      </w:r>
+    </w:p>
+    <w:p>
+      <w:r>
+        <w:t>Template starter:</w:t>
+      </w:r>
+    </w:p>
+    <w:p>
+      <w:r>
+        <w:t>I am writing to explain or organize information related to business address verification. The truthful facts are: [fill in your facts]. The supporting documents I am including are: [list real documents].</w:t>
+      </w:r>
+    </w:p>
+    <w:p>
+      <w:pPr>
+        <w:pStyle w:val="Heading2"/>
+      </w:pPr>
+      <w:r>
+        <w:t>Use Of Funds Explanation</w:t>
+      </w:r>
+    </w:p>
+    <w:p>
+      <w:r>
+        <w:t>Use this included tool when your situation involves use of funds explanation. Fill in only true facts, attach real supporting documents if useful, review the wording, and send it yourself when ready.</w:t>
+      </w:r>
+    </w:p>
+    <w:p>
+      <w:r>
+        <w:t>Template starter:</w:t>
+      </w:r>
+    </w:p>
+    <w:p>
+      <w:r>
+        <w:t>I am writing to explain or organize information related to use of funds explanation. The truthful facts are: [fill in your facts]. The supporting documents I am including are: [list real documents].</w:t>
+      </w:r>
+    </w:p>
+    <w:p>
+      <w:pPr>
+        <w:pStyle w:val="Heading2"/>
+      </w:pPr>
+      <w:r>
+        <w:t>Address Verification Letter</w:t>
+      </w:r>
+    </w:p>
+    <w:p>
+      <w:r>
+        <w:t>Use this included tool when your situation involves address verification letter. Fill in only true facts, attach real supporting documents if useful, review the wording, and send it yourself when ready.</w:t>
+      </w:r>
+    </w:p>
+    <w:p>
+      <w:r>
+        <w:t>Template starter:</w:t>
+      </w:r>
+    </w:p>
+    <w:p>
+      <w:r>
+        <w:t>I am writing to explain or organize information related to address verification letter. The truthful facts are: [fill in your facts]. The supporting documents I am including are: [list real documents].</w:t>
+      </w:r>
+    </w:p>
+    <w:p>
+      <w:pPr>
+        <w:pStyle w:val="Heading2"/>
+      </w:pPr>
+      <w:r>
+        <w:t>Proof Of Residency Letter</w:t>
+      </w:r>
+    </w:p>
+    <w:p>
+      <w:r>
+        <w:t>Use this included tool when your situation involves proof of residency letter. Fill in only true facts, attach real supporting documents if useful, review the wording, and send it yourself when ready.</w:t>
+      </w:r>
+    </w:p>
+    <w:p>
+      <w:r>
+        <w:t>Template starter:</w:t>
+      </w:r>
+    </w:p>
+    <w:p>
+      <w:r>
+        <w:t>I am writing to explain or organize information related to proof of residency letter. The truthful facts are: [fill in your facts]. The supporting documents I am including are: [list real documents].</w:t>
+      </w:r>
+    </w:p>
+    <w:p>
+      <w:pPr>
+        <w:pStyle w:val="Heading2"/>
+      </w:pPr>
+      <w:r>
+        <w:t>Name/Address Explanation</w:t>
+      </w:r>
+    </w:p>
+    <w:p>
+      <w:r>
+        <w:t>Use this included tool when your situation involves name/address explanation. Fill in only true facts, attach real supporting documents if useful, review the wording, and send it yourself when ready.</w:t>
+      </w:r>
+    </w:p>
+    <w:p>
+      <w:r>
+        <w:t>Template starter:</w:t>
+      </w:r>
+    </w:p>
+    <w:p>
+      <w:r>
+        <w:t>I am writing to explain or organize information related to name/address explanation. The truthful facts are: [fill in your facts]. The supporting documents I am including are: [list real documents].</w:t>
+      </w:r>
+    </w:p>
+    <w:p>
+      <w:pPr>
+        <w:pStyle w:val="Heading2"/>
+      </w:pPr>
+      <w:r>
+        <w:t>Identity Document Checklist</w:t>
+      </w:r>
+    </w:p>
+    <w:p>
+      <w:r>
+        <w:t>Use this included tool when your situation involves identity document checklist. Fill in only true facts, attach real supporting documents if useful, review the wording, and send it yourself when ready.</w:t>
+      </w:r>
+    </w:p>
+    <w:p>
+      <w:r>
+        <w:t>Template starter:</w:t>
+      </w:r>
+    </w:p>
+    <w:p>
+      <w:r>
+        <w:t>I am writing to explain or organize information related to identity document checklist. The truthful facts are: [fill in your facts]. The supporting documents I am including are: [list real documents].</w:t>
+      </w:r>
+    </w:p>
+    <w:p>
+      <w:pPr>
+        <w:pStyle w:val="Heading2"/>
+      </w:pPr>
+      <w:r>
+        <w:t>School/Employer Request Letter</w:t>
+      </w:r>
+    </w:p>
+    <w:p>
+      <w:r>
+        <w:t>Use this included tool when your situation involves school/employer request letter. Fill in only true facts, attach real supporting documents if useful, review the wording, and send it yourself when ready.</w:t>
+      </w:r>
+    </w:p>
+    <w:p>
+      <w:r>
+        <w:t>Template starter:</w:t>
+      </w:r>
+    </w:p>
+    <w:p>
+      <w:r>
+        <w:t>I am writing to explain or organize information related to school/employer request letter. The truthful facts are: [fill in your facts]. The supporting documents I am including are: [list real documents].</w:t>
+      </w:r>
+    </w:p>
+    <w:p>
+      <w:pPr>
+        <w:pStyle w:val="Heading2"/>
+      </w:pPr>
+      <w:r>
+        <w:t>Benefits Explanation Letter</w:t>
+      </w:r>
+    </w:p>
+    <w:p>
+      <w:r>
+        <w:t>Use this included tool when your situation involves benefits explanation letter. Fill in only true facts, attach real supporting documents if useful, review the wording, and send it yourself when ready.</w:t>
+      </w:r>
+    </w:p>
+    <w:p>
+      <w:r>
+        <w:t>Template starter:</w:t>
+      </w:r>
+    </w:p>
+    <w:p>
+      <w:r>
+        <w:t>I am writing to explain or organize information related to benefits explanation letter. The truthful facts are: [fill in your facts]. The supporting documents I am including are: [list real documents].</w:t>
+      </w:r>
+    </w:p>
+    <w:p>
+      <w:pPr>
+        <w:pStyle w:val="Heading2"/>
+      </w:pPr>
+      <w:r>
+        <w:t>Utility/Account Explanation Letter</w:t>
+      </w:r>
+    </w:p>
+    <w:p>
+      <w:r>
+        <w:t>Use this included tool when your situation involves utility/account explanation letter. Fill in only true facts, attach real supporting documents if useful, review the wording, and send it yourself when ready.</w:t>
+      </w:r>
+    </w:p>
+    <w:p>
+      <w:r>
+        <w:t>Template starter:</w:t>
+      </w:r>
+    </w:p>
+    <w:p>
+      <w:r>
+        <w:t>I am writing to explain or organize information related to utility/account explanation letter. The truthful facts are: [fill in your facts]. The supporting documents I am including are: [list real documents].</w:t>
+      </w:r>
+    </w:p>
+    <w:p>
+      <w:pPr>
+        <w:pStyle w:val="Heading2"/>
+      </w:pPr>
+      <w:r>
+        <w:t>General Records Request Letter</w:t>
+      </w:r>
+    </w:p>
+    <w:p>
+      <w:r>
+        <w:t>Use this included tool when your situation involves general records request letter. Fill in only true facts, attach real supporting documents if useful, review the wording, and send it yourself when ready.</w:t>
+      </w:r>
+    </w:p>
+    <w:p>
+      <w:r>
+        <w:t>Template starter:</w:t>
+      </w:r>
+    </w:p>
+    <w:p>
+      <w:r>
+        <w:t>I am writing to explain or organize information related to general records request letter. The truthful facts are: [fill in your facts]. The supporting documents I am including are: [list real documents].</w:t>
       </w:r>
     </w:p>
     <w:p>
